--- a/10_June_2026.docx
+++ b/10_June_2026.docx
@@ -17,6 +17,192 @@
       <w:r>
         <w:t xml:space="preserve">24BCG10121</w:t>
       </w:r>
+    </w:p>
+    <w:p>
+      <w:pPr>
+        <w:pStyle w:val="CaptionedFigure"/>
+      </w:pPr>
+      <w:r>
+        <w:drawing>
+          <wp:inline>
+            <wp:extent cx="4267200" cy="2735793"/>
+            <wp:effectExtent b="0" l="0" r="0" t="0"/>
+            <wp:docPr descr="" title="" id="10" name="Picture"/>
+            <a:graphic>
+              <a:graphicData uri="http://schemas.openxmlformats.org/drawingml/2006/picture">
+                <pic:pic>
+                  <pic:nvPicPr>
+                    <pic:cNvPr descr="assets/2026-06-09-20-40-06-watermark-white.png" id="11" name="Picture"/>
+                    <pic:cNvPicPr>
+                      <a:picLocks noChangeArrowheads="1" noChangeAspect="1"/>
+                    </pic:cNvPicPr>
+                  </pic:nvPicPr>
+                  <pic:blipFill>
+                    <a:blip r:embed="rId9"/>
+                    <a:stretch>
+                      <a:fillRect/>
+                    </a:stretch>
+                  </pic:blipFill>
+                  <pic:spPr bwMode="auto">
+                    <a:xfrm>
+                      <a:off x="0" y="0"/>
+                      <a:ext cx="4267200" cy="2735793"/>
+                    </a:xfrm>
+                    <a:prstGeom prst="rect">
+                      <a:avLst/>
+                    </a:prstGeom>
+                    <a:noFill/>
+                    <a:ln w="9525">
+                      <a:noFill/>
+                      <a:headEnd/>
+                      <a:tailEnd/>
+                    </a:ln>
+                  </pic:spPr>
+                </pic:pic>
+              </a:graphicData>
+            </a:graphic>
+          </wp:inline>
+        </w:drawing>
+      </w:r>
+    </w:p>
+    <w:p>
+      <w:pPr>
+        <w:pStyle w:val="ImageCaption"/>
+      </w:pPr>
+      <w:r>
+        <w:t xml:space="preserve">MongoDB Replicas 1,2</w:t>
+      </w:r>
+    </w:p>
+    <w:p>
+      <w:pPr>
+        <w:pStyle w:val="BodyText"/>
+      </w:pPr>
+      <w:bookmarkStart w:id="12" w:name="fig-2026-06-09-20-40-06"/>
+      <w:bookmarkEnd w:id="12"/>
+    </w:p>
+    <w:p>
+      <w:pPr>
+        <w:pStyle w:val="CaptionedFigure"/>
+      </w:pPr>
+      <w:r>
+        <w:drawing>
+          <wp:inline>
+            <wp:extent cx="4267200" cy="2658665"/>
+            <wp:effectExtent b="0" l="0" r="0" t="0"/>
+            <wp:docPr descr="" title="" id="14" name="Picture"/>
+            <a:graphic>
+              <a:graphicData uri="http://schemas.openxmlformats.org/drawingml/2006/picture">
+                <pic:pic>
+                  <pic:nvPicPr>
+                    <pic:cNvPr descr="assets/2026-06-09-20-41-16-watermark-white.png" id="15" name="Picture"/>
+                    <pic:cNvPicPr>
+                      <a:picLocks noChangeArrowheads="1" noChangeAspect="1"/>
+                    </pic:cNvPicPr>
+                  </pic:nvPicPr>
+                  <pic:blipFill>
+                    <a:blip r:embed="rId13"/>
+                    <a:stretch>
+                      <a:fillRect/>
+                    </a:stretch>
+                  </pic:blipFill>
+                  <pic:spPr bwMode="auto">
+                    <a:xfrm>
+                      <a:off x="0" y="0"/>
+                      <a:ext cx="4267200" cy="2658665"/>
+                    </a:xfrm>
+                    <a:prstGeom prst="rect">
+                      <a:avLst/>
+                    </a:prstGeom>
+                    <a:noFill/>
+                    <a:ln w="9525">
+                      <a:noFill/>
+                      <a:headEnd/>
+                      <a:tailEnd/>
+                    </a:ln>
+                  </pic:spPr>
+                </pic:pic>
+              </a:graphicData>
+            </a:graphic>
+          </wp:inline>
+        </w:drawing>
+      </w:r>
+    </w:p>
+    <w:p>
+      <w:pPr>
+        <w:pStyle w:val="ImageCaption"/>
+      </w:pPr>
+      <w:r>
+        <w:t xml:space="preserve">Replica rs.initiate()</w:t>
+      </w:r>
+    </w:p>
+    <w:p>
+      <w:pPr>
+        <w:pStyle w:val="BodyText"/>
+      </w:pPr>
+      <w:bookmarkStart w:id="16" w:name="fig-2026-06-09-20-41-16"/>
+      <w:bookmarkEnd w:id="16"/>
+    </w:p>
+    <w:p>
+      <w:pPr>
+        <w:pStyle w:val="CaptionedFigure"/>
+      </w:pPr>
+      <w:r>
+        <w:drawing>
+          <wp:inline>
+            <wp:extent cx="4267200" cy="2666999"/>
+            <wp:effectExtent b="0" l="0" r="0" t="0"/>
+            <wp:docPr descr="" title="" id="18" name="Picture"/>
+            <a:graphic>
+              <a:graphicData uri="http://schemas.openxmlformats.org/drawingml/2006/picture">
+                <pic:pic>
+                  <pic:nvPicPr>
+                    <pic:cNvPr descr="assets/2026-06-09-20-41-59-watermark-white.png" id="19" name="Picture"/>
+                    <pic:cNvPicPr>
+                      <a:picLocks noChangeArrowheads="1" noChangeAspect="1"/>
+                    </pic:cNvPicPr>
+                  </pic:nvPicPr>
+                  <pic:blipFill>
+                    <a:blip r:embed="rId17"/>
+                    <a:stretch>
+                      <a:fillRect/>
+                    </a:stretch>
+                  </pic:blipFill>
+                  <pic:spPr bwMode="auto">
+                    <a:xfrm>
+                      <a:off x="0" y="0"/>
+                      <a:ext cx="4267200" cy="2666999"/>
+                    </a:xfrm>
+                    <a:prstGeom prst="rect">
+                      <a:avLst/>
+                    </a:prstGeom>
+                    <a:noFill/>
+                    <a:ln w="9525">
+                      <a:noFill/>
+                      <a:headEnd/>
+                      <a:tailEnd/>
+                    </a:ln>
+                  </pic:spPr>
+                </pic:pic>
+              </a:graphicData>
+            </a:graphic>
+          </wp:inline>
+        </w:drawing>
+      </w:r>
+    </w:p>
+    <w:p>
+      <w:pPr>
+        <w:pStyle w:val="ImageCaption"/>
+      </w:pPr>
+      <w:r>
+        <w:t xml:space="preserve">rs.status()</w:t>
+      </w:r>
+    </w:p>
+    <w:p>
+      <w:pPr>
+        <w:pStyle w:val="BodyText"/>
+      </w:pPr>
+      <w:bookmarkStart w:id="20" w:name="fig-2026-06-09-20-41-59"/>
+      <w:bookmarkEnd w:id="20"/>
     </w:p>
     <w:p>
       <w:pPr>
